--- a/机器学习原理与应用-教学大纲.docx
+++ b/机器学习原理与应用-教学大纲.docx
@@ -31,7 +31,23 @@
           <w:sz w:val="30"/>
           <w:szCs w:val="30"/>
         </w:rPr>
-        <w:t>机器学习》</w:t>
+        <w:t>机器学习</w:t>
+      </w:r>
+      <w:r>
+        <w:rPr>
+          <w:rFonts w:eastAsia="黑体" w:hAnsi="黑体" w:hint="eastAsia"/>
+          <w:sz w:val="30"/>
+          <w:szCs w:val="30"/>
+        </w:rPr>
+        <w:t>原理及应用</w:t>
+      </w:r>
+      <w:r>
+        <w:rPr>
+          <w:rFonts w:eastAsia="黑体" w:hAnsi="黑体" w:hint="eastAsia"/>
+          <w:sz w:val="30"/>
+          <w:szCs w:val="30"/>
+        </w:rPr>
+        <w:t>》</w:t>
       </w:r>
       <w:r>
         <w:rPr>
@@ -920,6 +936,12 @@
               </w:rPr>
               <w:t>技术</w:t>
             </w:r>
+            <w:r>
+              <w:rPr>
+                <w:rFonts w:hint="eastAsia"/>
+              </w:rPr>
+              <w:t>、人工智能</w:t>
+            </w:r>
           </w:p>
         </w:tc>
       </w:tr>
@@ -1255,7 +1277,6 @@
         </w:rPr>
         <w:t>模型中朴素贝叶斯、</w:t>
       </w:r>
-      <w:proofErr w:type="spellStart"/>
       <w:r>
         <w:rPr>
           <w:rFonts w:hint="eastAsia"/>
@@ -1264,7 +1285,6 @@
         </w:rPr>
         <w:t>Kmeans</w:t>
       </w:r>
-      <w:proofErr w:type="spellEnd"/>
       <w:r>
         <w:rPr>
           <w:rFonts w:hint="eastAsia"/>
@@ -2095,7 +2115,6 @@
         </w:rPr>
         <w:t>内容</w:t>
       </w:r>
-      <w:proofErr w:type="gramStart"/>
       <w:r>
         <w:rPr>
           <w:rFonts w:hAnsi="宋体"/>
@@ -2106,7 +2125,6 @@
         </w:rPr>
         <w:t>一</w:t>
       </w:r>
-      <w:proofErr w:type="gramEnd"/>
       <w:r>
         <w:rPr>
           <w:b/>
@@ -2134,17 +2152,7 @@
           <w:color w:val="000000"/>
           <w:szCs w:val="21"/>
         </w:rPr>
-        <w:t xml:space="preserve"> </w:t>
-      </w:r>
-      <w:r>
-        <w:rPr>
-          <w:rFonts w:hint="eastAsia"/>
-          <w:b/>
-          <w:bCs/>
-          <w:color w:val="000000"/>
-          <w:szCs w:val="21"/>
-        </w:rPr>
-        <w:t>[</w:t>
+        <w:t xml:space="preserve"> [</w:t>
       </w:r>
       <w:r>
         <w:rPr>
@@ -2189,7 +2197,6 @@
         <w:spacing w:line="300" w:lineRule="auto"/>
         <w:ind w:left="840"/>
         <w:rPr>
-          <w:rFonts w:hint="eastAsia"/>
           <w:bCs/>
           <w:color w:val="000000"/>
           <w:szCs w:val="21"/>
@@ -2228,7 +2235,6 @@
         <w:spacing w:line="300" w:lineRule="auto"/>
         <w:ind w:left="840"/>
         <w:rPr>
-          <w:rFonts w:hint="eastAsia"/>
           <w:bCs/>
           <w:color w:val="000000"/>
           <w:szCs w:val="21"/>
@@ -2332,7 +2338,6 @@
         <w:spacing w:line="300" w:lineRule="auto"/>
         <w:ind w:left="840"/>
         <w:rPr>
-          <w:rFonts w:hint="eastAsia"/>
           <w:bCs/>
           <w:color w:val="000000"/>
           <w:szCs w:val="21"/>
@@ -2705,20 +2710,8 @@
           <w:color w:val="000000"/>
           <w:szCs w:val="21"/>
         </w:rPr>
-        <w:t>机器学习相关工具</w:t>
-      </w:r>
-      <w:proofErr w:type="gramStart"/>
-      <w:r>
-        <w:rPr>
-          <w:rFonts w:hint="eastAsia"/>
-          <w:b/>
-          <w:bCs/>
-          <w:color w:val="000000"/>
-          <w:szCs w:val="21"/>
-        </w:rPr>
-        <w:t>库介绍</w:t>
-      </w:r>
-      <w:proofErr w:type="gramEnd"/>
+        <w:t>机器学习相关工具库介绍</w:t>
+      </w:r>
       <w:r>
         <w:rPr>
           <w:rFonts w:hint="eastAsia"/>
@@ -2934,14 +2927,12 @@
         </w:rPr>
         <w:t xml:space="preserve"> </w:t>
       </w:r>
-      <w:proofErr w:type="spellStart"/>
       <w:r>
         <w:rPr>
           <w:rFonts w:hint="eastAsia"/>
         </w:rPr>
         <w:t>Sklearn</w:t>
       </w:r>
-      <w:proofErr w:type="spellEnd"/>
       <w:r>
         <w:rPr>
           <w:rFonts w:hint="eastAsia"/>
@@ -3390,19 +3381,8 @@
           <w:color w:val="000000"/>
           <w:szCs w:val="21"/>
         </w:rPr>
-        <w:t>基</w:t>
-      </w:r>
-      <w:proofErr w:type="gramStart"/>
-      <w:r>
-        <w:rPr>
-          <w:rFonts w:hint="eastAsia"/>
-          <w:bCs/>
-          <w:color w:val="000000"/>
-          <w:szCs w:val="21"/>
-        </w:rPr>
-        <w:t>尼指数</w:t>
-      </w:r>
-      <w:proofErr w:type="gramEnd"/>
+        <w:t>基尼指数</w:t>
+      </w:r>
       <w:r>
         <w:rPr>
           <w:rFonts w:hint="eastAsia"/>
@@ -3486,20 +3466,8 @@
           <w:color w:val="000000"/>
           <w:szCs w:val="21"/>
         </w:rPr>
-        <w:t>支持</w:t>
-      </w:r>
-      <w:proofErr w:type="gramStart"/>
-      <w:r>
-        <w:rPr>
-          <w:rFonts w:hAnsi="宋体" w:hint="eastAsia"/>
-          <w:b/>
-          <w:bCs/>
-          <w:color w:val="000000"/>
-          <w:szCs w:val="21"/>
-        </w:rPr>
-        <w:t>向量机实践</w:t>
-      </w:r>
-      <w:proofErr w:type="gramEnd"/>
+        <w:t>支持向量机实践</w:t>
+      </w:r>
       <w:r>
         <w:rPr>
           <w:rFonts w:hAnsi="宋体" w:hint="eastAsia"/>
@@ -3645,21 +3613,7 @@
         <w:rPr>
           <w:rFonts w:hint="eastAsia"/>
         </w:rPr>
-        <w:t>支持</w:t>
-      </w:r>
-      <w:proofErr w:type="gramStart"/>
-      <w:r>
-        <w:rPr>
-          <w:rFonts w:hint="eastAsia"/>
-        </w:rPr>
-        <w:t>向量机</w:t>
-      </w:r>
-      <w:proofErr w:type="gramEnd"/>
-      <w:r>
-        <w:rPr>
-          <w:rFonts w:hint="eastAsia"/>
-        </w:rPr>
-        <w:t>实践</w:t>
+        <w:t>支持向量机实践</w:t>
       </w:r>
       <w:r>
         <w:t xml:space="preserve"> </w:t>
@@ -3729,7 +3683,6 @@
           <w:szCs w:val="21"/>
         </w:rPr>
       </w:pPr>
-      <w:proofErr w:type="gramStart"/>
       <w:r>
         <w:rPr>
           <w:rFonts w:hAnsi="宋体" w:hint="eastAsia"/>
@@ -3750,7 +3703,6 @@
         </w:rPr>
         <w:t>七</w:t>
       </w:r>
-      <w:proofErr w:type="gramEnd"/>
       <w:r>
         <w:rPr>
           <w:b/>
@@ -3850,9 +3802,6 @@
       <w:pPr>
         <w:spacing w:line="300" w:lineRule="auto"/>
         <w:ind w:firstLineChars="400" w:firstLine="840"/>
-        <w:rPr>
-          <w:rFonts w:hint="eastAsia"/>
-        </w:rPr>
       </w:pPr>
       <w:r>
         <w:t>2.</w:t>
@@ -3939,28 +3888,16 @@
           <w:szCs w:val="21"/>
         </w:rPr>
       </w:pPr>
-      <w:proofErr w:type="gramStart"/>
-      <w:r>
-        <w:rPr>
-          <w:rFonts w:hAnsi="宋体" w:hint="eastAsia"/>
-          <w:b/>
-          <w:bCs/>
-          <w:color w:val="000000"/>
-          <w:szCs w:val="21"/>
-        </w:rPr>
-        <w:t>内容</w:t>
-      </w:r>
-      <w:r>
-        <w:rPr>
-          <w:rFonts w:hAnsi="宋体" w:hint="eastAsia"/>
-          <w:b/>
-          <w:bCs/>
-          <w:color w:val="000000"/>
-          <w:szCs w:val="21"/>
-        </w:rPr>
-        <w:t>八</w:t>
-      </w:r>
-      <w:proofErr w:type="gramEnd"/>
+      <w:r>
+        <w:rPr>
+          <w:rFonts w:hAnsi="宋体" w:hint="eastAsia"/>
+          <w:b/>
+          <w:bCs/>
+          <w:color w:val="000000"/>
+          <w:szCs w:val="21"/>
+        </w:rPr>
+        <w:t>内容八</w:t>
+      </w:r>
       <w:r>
         <w:rPr>
           <w:rFonts w:hAnsi="宋体"/>
@@ -4058,19 +3995,7 @@
         <w:rPr>
           <w:rFonts w:hint="eastAsia"/>
         </w:rPr>
-        <w:t>聚类算法基本思想</w:t>
-      </w:r>
-      <w:r>
-        <w:rPr>
-          <w:rFonts w:hint="eastAsia"/>
-        </w:rPr>
-        <w:t>、性能度量</w:t>
-      </w:r>
-      <w:r>
-        <w:rPr>
-          <w:rFonts w:hint="eastAsia"/>
-        </w:rPr>
-        <w:t>介绍</w:t>
+        <w:t>聚类算法基本思想、性能度量介绍</w:t>
       </w:r>
     </w:p>
     <w:p>
@@ -4085,13 +4010,7 @@
         <w:rPr>
           <w:rFonts w:hint="eastAsia"/>
         </w:rPr>
-        <w:t>原型</w:t>
-      </w:r>
-      <w:r>
-        <w:rPr>
-          <w:rFonts w:hint="eastAsia"/>
-        </w:rPr>
-        <w:t>聚类</w:t>
+        <w:t>原型聚类</w:t>
       </w:r>
       <w:r>
         <w:t xml:space="preserve"> </w:t>
@@ -4149,17 +4068,7 @@
           <w:color w:val="000000"/>
           <w:szCs w:val="21"/>
         </w:rPr>
-        <w:t>内容</w:t>
-      </w:r>
-      <w:r>
-        <w:rPr>
-          <w:rFonts w:hAnsi="宋体" w:hint="eastAsia"/>
-          <w:b/>
-          <w:bCs/>
-          <w:color w:val="000000"/>
-          <w:szCs w:val="21"/>
-        </w:rPr>
-        <w:t>九</w:t>
+        <w:t>内容九</w:t>
       </w:r>
       <w:r>
         <w:rPr>
@@ -4171,7 +4080,6 @@
         </w:rPr>
         <w:t xml:space="preserve"> </w:t>
       </w:r>
-      <w:proofErr w:type="gramStart"/>
       <w:r>
         <w:rPr>
           <w:rFonts w:hAnsi="宋体" w:hint="eastAsia"/>
@@ -4190,18 +4098,7 @@
           <w:color w:val="000000"/>
           <w:szCs w:val="21"/>
         </w:rPr>
-        <w:t>算法</w:t>
-      </w:r>
-      <w:proofErr w:type="gramEnd"/>
-      <w:r>
-        <w:rPr>
-          <w:rFonts w:hAnsi="宋体" w:hint="eastAsia"/>
-          <w:b/>
-          <w:bCs/>
-          <w:color w:val="000000"/>
-          <w:szCs w:val="21"/>
-        </w:rPr>
-        <w:t>应用</w:t>
+        <w:t>算法应用</w:t>
       </w:r>
       <w:r>
         <w:rPr>
@@ -4271,25 +4168,14 @@
         </w:rPr>
         <w:t>.</w:t>
       </w:r>
-      <w:proofErr w:type="gramStart"/>
-      <w:r>
-        <w:rPr>
-          <w:rFonts w:hint="eastAsia"/>
-          <w:bCs/>
-          <w:color w:val="000000"/>
-          <w:szCs w:val="21"/>
-        </w:rPr>
-        <w:t>降维算法</w:t>
-      </w:r>
-      <w:proofErr w:type="gramEnd"/>
-      <w:r>
-        <w:rPr>
-          <w:rFonts w:hint="eastAsia"/>
-          <w:bCs/>
-          <w:color w:val="000000"/>
-          <w:szCs w:val="21"/>
-        </w:rPr>
-        <w:t>概述</w:t>
+      <w:r>
+        <w:rPr>
+          <w:rFonts w:hint="eastAsia"/>
+          <w:bCs/>
+          <w:color w:val="000000"/>
+          <w:szCs w:val="21"/>
+        </w:rPr>
+        <w:t>降维算法概述</w:t>
       </w:r>
     </w:p>
     <w:p>
@@ -4593,11 +4479,9 @@
       <w:r>
         <w:t xml:space="preserve"> </w:t>
       </w:r>
-      <w:proofErr w:type="spellStart"/>
       <w:r>
         <w:t>Sklearn</w:t>
       </w:r>
-      <w:proofErr w:type="spellEnd"/>
       <w:r>
         <w:rPr>
           <w:rFonts w:hint="eastAsia"/>
@@ -4781,13 +4665,7 @@
         <w:rPr>
           <w:rFonts w:hint="eastAsia"/>
         </w:rPr>
-        <w:t>包裹</w:t>
-      </w:r>
-      <w:r>
-        <w:rPr>
-          <w:rFonts w:hint="eastAsia"/>
-        </w:rPr>
-        <w:t>法基本思想和用法介绍</w:t>
+        <w:t>包裹法基本思想和用法介绍</w:t>
       </w:r>
     </w:p>
     <w:p>
@@ -4808,13 +4686,7 @@
         <w:rPr>
           <w:rFonts w:hint="eastAsia"/>
         </w:rPr>
-        <w:t>嵌入</w:t>
-      </w:r>
-      <w:r>
-        <w:rPr>
-          <w:rFonts w:hint="eastAsia"/>
-        </w:rPr>
-        <w:t>法基本思想和用法介绍</w:t>
+        <w:t>嵌入法基本思想和用法介绍</w:t>
       </w:r>
     </w:p>
     <w:p>
@@ -4875,20 +4747,8 @@
           <w:color w:val="000000"/>
           <w:szCs w:val="21"/>
         </w:rPr>
-        <w:t>内容</w:t>
-      </w:r>
-      <w:proofErr w:type="gramStart"/>
-      <w:r>
-        <w:rPr>
-          <w:rFonts w:hAnsi="宋体" w:hint="eastAsia"/>
-          <w:b/>
-          <w:bCs/>
-          <w:color w:val="000000"/>
-          <w:szCs w:val="21"/>
-        </w:rPr>
-        <w:t>一</w:t>
-      </w:r>
-      <w:proofErr w:type="gramEnd"/>
+        <w:t>内容一</w:t>
+      </w:r>
       <w:r>
         <w:rPr>
           <w:b/>
@@ -4972,15 +4832,7 @@
           <w:color w:val="000000"/>
           <w:szCs w:val="21"/>
         </w:rPr>
-        <w:t>1</w:t>
-      </w:r>
-      <w:r>
-        <w:rPr>
-          <w:bCs/>
-          <w:color w:val="000000"/>
-          <w:szCs w:val="21"/>
-        </w:rPr>
-        <w:t>.Anaconda</w:t>
+        <w:t>1.Anaconda</w:t>
       </w:r>
       <w:r>
         <w:rPr>
@@ -5017,15 +4869,7 @@
           <w:color w:val="000000"/>
           <w:szCs w:val="21"/>
         </w:rPr>
-        <w:t>2</w:t>
-      </w:r>
-      <w:r>
-        <w:rPr>
-          <w:bCs/>
-          <w:color w:val="000000"/>
-          <w:szCs w:val="21"/>
-        </w:rPr>
-        <w:t>.</w:t>
+        <w:t>2.</w:t>
       </w:r>
       <w:r>
         <w:rPr>
@@ -5108,7 +4952,6 @@
         </w:rPr>
         <w:t>、</w:t>
       </w:r>
-      <w:proofErr w:type="spellStart"/>
       <w:r>
         <w:rPr>
           <w:rFonts w:hint="eastAsia"/>
@@ -5118,7 +4961,6 @@
         </w:rPr>
         <w:t>sklearn</w:t>
       </w:r>
-      <w:proofErr w:type="spellEnd"/>
       <w:r>
         <w:rPr>
           <w:rFonts w:hint="eastAsia"/>
@@ -5258,20 +5100,8 @@
           <w:color w:val="000000"/>
           <w:szCs w:val="21"/>
         </w:rPr>
-        <w:t>机器学习相关工具</w:t>
-      </w:r>
-      <w:proofErr w:type="gramStart"/>
-      <w:r>
-        <w:rPr>
-          <w:rFonts w:hint="eastAsia"/>
-          <w:b/>
-          <w:bCs/>
-          <w:color w:val="000000"/>
-          <w:szCs w:val="21"/>
-        </w:rPr>
-        <w:t>库介绍</w:t>
-      </w:r>
-      <w:proofErr w:type="gramEnd"/>
+        <w:t>机器学习相关工具库介绍</w:t>
+      </w:r>
       <w:r>
         <w:rPr>
           <w:rFonts w:hint="eastAsia"/>
@@ -5364,28 +5194,8 @@
           <w:color w:val="000000"/>
           <w:szCs w:val="21"/>
         </w:rPr>
-        <w:t>基础</w:t>
-      </w:r>
-      <w:proofErr w:type="gramStart"/>
-      <w:r>
-        <w:rPr>
-          <w:rFonts w:hint="eastAsia"/>
-          <w:bCs/>
-          <w:color w:val="000000"/>
-          <w:szCs w:val="21"/>
-        </w:rPr>
-        <w:t>库</w:t>
-      </w:r>
-      <w:r>
-        <w:rPr>
-          <w:rFonts w:hint="eastAsia"/>
-          <w:bCs/>
-          <w:color w:val="000000"/>
-          <w:szCs w:val="21"/>
-        </w:rPr>
-        <w:t>应用</w:t>
-      </w:r>
-      <w:proofErr w:type="gramEnd"/>
+        <w:t>基础库应用</w:t>
+      </w:r>
       <w:r>
         <w:rPr>
           <w:rFonts w:hint="eastAsia"/>
@@ -5442,19 +5252,8 @@
           <w:color w:val="000000"/>
           <w:szCs w:val="21"/>
         </w:rPr>
-        <w:t>基础</w:t>
-      </w:r>
-      <w:proofErr w:type="gramStart"/>
-      <w:r>
-        <w:rPr>
-          <w:rFonts w:hint="eastAsia"/>
-          <w:bCs/>
-          <w:color w:val="000000"/>
-          <w:szCs w:val="21"/>
-        </w:rPr>
-        <w:t>库应用</w:t>
-      </w:r>
-      <w:proofErr w:type="gramEnd"/>
+        <w:t>基础库应用</w:t>
+      </w:r>
       <w:r>
         <w:rPr>
           <w:rFonts w:hint="eastAsia"/>
@@ -5535,14 +5334,12 @@
         </w:rPr>
         <w:t xml:space="preserve"> </w:t>
       </w:r>
-      <w:proofErr w:type="spellStart"/>
       <w:r>
         <w:rPr>
           <w:rFonts w:hint="eastAsia"/>
         </w:rPr>
         <w:t>Sklearn</w:t>
       </w:r>
-      <w:proofErr w:type="spellEnd"/>
       <w:r>
         <w:rPr>
           <w:rFonts w:hint="eastAsia"/>
@@ -5896,25 +5693,7 @@
           <w:color w:val="000000"/>
           <w:szCs w:val="21"/>
         </w:rPr>
-        <w:t>中</w:t>
-      </w:r>
-      <w:r>
-        <w:rPr>
-          <w:rFonts w:hint="eastAsia"/>
-          <w:bCs/>
-          <w:color w:val="000000"/>
-          <w:szCs w:val="21"/>
-        </w:rPr>
-        <w:t>决策树</w:t>
-      </w:r>
-      <w:r>
-        <w:rPr>
-          <w:rFonts w:hint="eastAsia"/>
-          <w:bCs/>
-          <w:color w:val="000000"/>
-          <w:szCs w:val="21"/>
-        </w:rPr>
-        <w:t>模型应用介绍</w:t>
+        <w:t>中决策树模型应用介绍</w:t>
       </w:r>
     </w:p>
     <w:p>
@@ -6076,20 +5855,8 @@
           <w:color w:val="000000"/>
           <w:szCs w:val="21"/>
         </w:rPr>
-        <w:t>支持</w:t>
-      </w:r>
-      <w:proofErr w:type="gramStart"/>
-      <w:r>
-        <w:rPr>
-          <w:rFonts w:hAnsi="宋体" w:hint="eastAsia"/>
-          <w:b/>
-          <w:bCs/>
-          <w:color w:val="000000"/>
-          <w:szCs w:val="21"/>
-        </w:rPr>
-        <w:t>向量机实践</w:t>
-      </w:r>
-      <w:proofErr w:type="gramEnd"/>
+        <w:t>支持向量机实践</w:t>
+      </w:r>
       <w:r>
         <w:rPr>
           <w:rFonts w:hAnsi="宋体" w:hint="eastAsia"/>
@@ -6162,7 +5929,6 @@
         </w:rPr>
         <w:t xml:space="preserve"> </w:t>
       </w:r>
-      <w:proofErr w:type="spellStart"/>
       <w:r>
         <w:rPr>
           <w:rFonts w:hint="eastAsia"/>
@@ -6172,7 +5938,6 @@
         </w:rPr>
         <w:t>Sklearn</w:t>
       </w:r>
-      <w:proofErr w:type="spellEnd"/>
       <w:r>
         <w:rPr>
           <w:rFonts w:hint="eastAsia"/>
@@ -6395,7 +6160,6 @@
         </w:rPr>
         <w:t xml:space="preserve"> </w:t>
       </w:r>
-      <w:proofErr w:type="spellStart"/>
       <w:r>
         <w:rPr>
           <w:rFonts w:hint="eastAsia"/>
@@ -6405,7 +6169,6 @@
         </w:rPr>
         <w:t>Sklearn</w:t>
       </w:r>
-      <w:proofErr w:type="spellEnd"/>
       <w:r>
         <w:rPr>
           <w:rFonts w:hint="eastAsia"/>
@@ -6511,7 +6274,6 @@
           <w:szCs w:val="21"/>
         </w:rPr>
       </w:pPr>
-      <w:proofErr w:type="gramStart"/>
       <w:r>
         <w:rPr>
           <w:rFonts w:hAnsi="宋体" w:hint="eastAsia"/>
@@ -6532,7 +6294,6 @@
         </w:rPr>
         <w:t>七</w:t>
       </w:r>
-      <w:proofErr w:type="gramEnd"/>
       <w:r>
         <w:rPr>
           <w:rFonts w:hAnsi="宋体"/>
@@ -6635,7 +6396,6 @@
         </w:rPr>
         <w:t xml:space="preserve"> </w:t>
       </w:r>
-      <w:proofErr w:type="spellStart"/>
       <w:r>
         <w:rPr>
           <w:rFonts w:hint="eastAsia"/>
@@ -6645,33 +6405,14 @@
         </w:rPr>
         <w:t>Sklearn</w:t>
       </w:r>
-      <w:proofErr w:type="spellEnd"/>
-      <w:r>
-        <w:rPr>
-          <w:rFonts w:hint="eastAsia"/>
-          <w:bCs/>
-          <w:color w:val="000000"/>
-          <w:szCs w:val="21"/>
-        </w:rPr>
-        <w:t>中</w:t>
-      </w:r>
-      <w:r>
-        <w:rPr>
-          <w:rFonts w:hint="eastAsia"/>
-          <w:bCs/>
-          <w:color w:val="000000"/>
-          <w:szCs w:val="21"/>
-        </w:rPr>
-        <w:t>聚类</w:t>
-      </w:r>
-      <w:r>
-        <w:rPr>
-          <w:rFonts w:hint="eastAsia"/>
-          <w:bCs/>
-          <w:color w:val="000000"/>
-          <w:szCs w:val="21"/>
-        </w:rPr>
-        <w:t>模型应用</w:t>
+      <w:r>
+        <w:rPr>
+          <w:rFonts w:hint="eastAsia"/>
+          <w:bCs/>
+          <w:color w:val="000000"/>
+          <w:szCs w:val="21"/>
+        </w:rPr>
+        <w:t>中聚类模型应用</w:t>
       </w:r>
       <w:r>
         <w:rPr>
@@ -6820,7 +6561,6 @@
           <w:szCs w:val="21"/>
         </w:rPr>
       </w:pPr>
-      <w:proofErr w:type="gramStart"/>
       <w:r>
         <w:rPr>
           <w:rFonts w:hAnsi="宋体" w:hint="eastAsia"/>
@@ -6861,7 +6601,6 @@
         </w:rPr>
         <w:t>降维</w:t>
       </w:r>
-      <w:proofErr w:type="gramEnd"/>
       <w:r>
         <w:rPr>
           <w:rFonts w:hAnsi="宋体" w:hint="eastAsia"/>
@@ -6949,7 +6688,6 @@
         </w:rPr>
         <w:t xml:space="preserve"> </w:t>
       </w:r>
-      <w:proofErr w:type="spellStart"/>
       <w:r>
         <w:rPr>
           <w:rFonts w:hint="eastAsia"/>
@@ -6959,44 +6697,14 @@
         </w:rPr>
         <w:t>Sklearn</w:t>
       </w:r>
-      <w:proofErr w:type="spellEnd"/>
-      <w:proofErr w:type="gramStart"/>
-      <w:r>
-        <w:rPr>
-          <w:rFonts w:hint="eastAsia"/>
-          <w:bCs/>
-          <w:color w:val="000000"/>
-          <w:szCs w:val="21"/>
-        </w:rPr>
-        <w:t>中</w:t>
-      </w:r>
-      <w:r>
-        <w:rPr>
-          <w:rFonts w:hint="eastAsia"/>
-          <w:bCs/>
-          <w:color w:val="000000"/>
-          <w:szCs w:val="21"/>
-        </w:rPr>
-        <w:t>降维</w:t>
-      </w:r>
-      <w:r>
-        <w:rPr>
-          <w:rFonts w:hint="eastAsia"/>
-          <w:bCs/>
-          <w:color w:val="000000"/>
-          <w:szCs w:val="21"/>
-        </w:rPr>
-        <w:t>模型</w:t>
-      </w:r>
-      <w:proofErr w:type="gramEnd"/>
-      <w:r>
-        <w:rPr>
-          <w:rFonts w:hint="eastAsia"/>
-          <w:bCs/>
-          <w:color w:val="000000"/>
-          <w:szCs w:val="21"/>
-        </w:rPr>
-        <w:t>应用</w:t>
+      <w:r>
+        <w:rPr>
+          <w:rFonts w:hint="eastAsia"/>
+          <w:bCs/>
+          <w:color w:val="000000"/>
+          <w:szCs w:val="21"/>
+        </w:rPr>
+        <w:t>中降维模型应用</w:t>
       </w:r>
       <w:r>
         <w:rPr>
@@ -7017,15 +6725,8 @@
         <w:rPr>
           <w:rFonts w:hint="eastAsia"/>
         </w:rPr>
-        <w:t xml:space="preserve"> </w:t>
-      </w:r>
-      <w:r>
-        <w:rPr>
-          <w:rFonts w:hint="eastAsia"/>
-        </w:rPr>
-        <w:t>PCA</w:t>
-      </w:r>
-      <w:proofErr w:type="gramStart"/>
+        <w:t xml:space="preserve"> PCA</w:t>
+      </w:r>
       <w:r>
         <w:rPr>
           <w:rFonts w:hint="eastAsia"/>
@@ -7038,7 +6739,6 @@
         </w:rPr>
         <w:t>实践</w:t>
       </w:r>
-      <w:proofErr w:type="gramEnd"/>
     </w:p>
     <w:p>
       <w:pPr>
@@ -7052,33 +6752,13 @@
         <w:rPr>
           <w:rFonts w:hint="eastAsia"/>
         </w:rPr>
-        <w:t xml:space="preserve"> </w:t>
-      </w:r>
-      <w:r>
-        <w:rPr>
-          <w:rFonts w:hint="eastAsia"/>
-        </w:rPr>
-        <w:t>LDA</w:t>
-      </w:r>
-      <w:r>
-        <w:rPr>
-          <w:rFonts w:hint="eastAsia"/>
-        </w:rPr>
-        <w:t>在鸢尾</w:t>
-      </w:r>
-      <w:proofErr w:type="gramStart"/>
-      <w:r>
-        <w:rPr>
-          <w:rFonts w:hint="eastAsia"/>
-        </w:rPr>
-        <w:t>花数据</w:t>
-      </w:r>
-      <w:proofErr w:type="gramEnd"/>
-      <w:r>
-        <w:rPr>
-          <w:rFonts w:hint="eastAsia"/>
-        </w:rPr>
-        <w:t>集上的应用</w:t>
+        <w:t xml:space="preserve"> LDA</w:t>
+      </w:r>
+      <w:r>
+        <w:rPr>
+          <w:rFonts w:hint="eastAsia"/>
+        </w:rPr>
+        <w:t>在鸢尾花数据集上的应用</w:t>
       </w:r>
       <w:r>
         <w:rPr>
@@ -7264,7 +6944,6 @@
         </w:rPr>
         <w:t xml:space="preserve"> </w:t>
       </w:r>
-      <w:proofErr w:type="spellStart"/>
       <w:r>
         <w:rPr>
           <w:rFonts w:hint="eastAsia"/>
@@ -7274,33 +6953,14 @@
         </w:rPr>
         <w:t>Sklearn</w:t>
       </w:r>
-      <w:proofErr w:type="spellEnd"/>
-      <w:r>
-        <w:rPr>
-          <w:rFonts w:hint="eastAsia"/>
-          <w:bCs/>
-          <w:color w:val="000000"/>
-          <w:szCs w:val="21"/>
-        </w:rPr>
-        <w:t>中</w:t>
-      </w:r>
-      <w:r>
-        <w:rPr>
-          <w:rFonts w:hint="eastAsia"/>
-          <w:bCs/>
-          <w:color w:val="000000"/>
-          <w:szCs w:val="21"/>
-        </w:rPr>
-        <w:t>集成</w:t>
-      </w:r>
-      <w:r>
-        <w:rPr>
-          <w:rFonts w:hint="eastAsia"/>
-          <w:bCs/>
-          <w:color w:val="000000"/>
-          <w:szCs w:val="21"/>
-        </w:rPr>
-        <w:t>模型应用</w:t>
+      <w:r>
+        <w:rPr>
+          <w:rFonts w:hint="eastAsia"/>
+          <w:bCs/>
+          <w:color w:val="000000"/>
+          <w:szCs w:val="21"/>
+        </w:rPr>
+        <w:t>中集成模型应用</w:t>
       </w:r>
       <w:r>
         <w:rPr>
@@ -7519,7 +7179,6 @@
         </w:rPr>
         <w:t xml:space="preserve"> </w:t>
       </w:r>
-      <w:proofErr w:type="spellStart"/>
       <w:r>
         <w:rPr>
           <w:rFonts w:hint="eastAsia"/>
@@ -7529,33 +7188,14 @@
         </w:rPr>
         <w:t>Sklearn</w:t>
       </w:r>
-      <w:proofErr w:type="spellEnd"/>
-      <w:r>
-        <w:rPr>
-          <w:rFonts w:hint="eastAsia"/>
-          <w:bCs/>
-          <w:color w:val="000000"/>
-          <w:szCs w:val="21"/>
-        </w:rPr>
-        <w:t>中</w:t>
-      </w:r>
-      <w:r>
-        <w:rPr>
-          <w:rFonts w:hint="eastAsia"/>
-          <w:bCs/>
-          <w:color w:val="000000"/>
-          <w:szCs w:val="21"/>
-        </w:rPr>
-        <w:t>特征选择</w:t>
-      </w:r>
-      <w:r>
-        <w:rPr>
-          <w:rFonts w:hint="eastAsia"/>
-          <w:bCs/>
-          <w:color w:val="000000"/>
-          <w:szCs w:val="21"/>
-        </w:rPr>
-        <w:t>应用</w:t>
+      <w:r>
+        <w:rPr>
+          <w:rFonts w:hint="eastAsia"/>
+          <w:bCs/>
+          <w:color w:val="000000"/>
+          <w:szCs w:val="21"/>
+        </w:rPr>
+        <w:t>中特征选择应用</w:t>
       </w:r>
       <w:r>
         <w:rPr>
@@ -7622,9 +7262,6 @@
       <w:pPr>
         <w:spacing w:line="300" w:lineRule="auto"/>
         <w:ind w:firstLineChars="400" w:firstLine="840"/>
-        <w:rPr>
-          <w:rFonts w:hint="eastAsia"/>
-        </w:rPr>
       </w:pPr>
       <w:r>
         <w:t>4</w:t>
@@ -7645,21 +7282,7 @@
         <w:rPr>
           <w:rFonts w:hint="eastAsia"/>
         </w:rPr>
-        <w:t>泰坦尼克</w:t>
-      </w:r>
-      <w:proofErr w:type="gramStart"/>
-      <w:r>
-        <w:rPr>
-          <w:rFonts w:hint="eastAsia"/>
-        </w:rPr>
-        <w:t>号生存</w:t>
-      </w:r>
-      <w:proofErr w:type="gramEnd"/>
-      <w:r>
-        <w:rPr>
-          <w:rFonts w:hint="eastAsia"/>
-        </w:rPr>
-        <w:t>预测</w:t>
+        <w:t>泰坦尼克号生存预测</w:t>
       </w:r>
       <w:r>
         <w:rPr>
@@ -8969,7 +8592,6 @@
               </w:rPr>
               <w:t>常见基础模型（线性模型、贝叶斯模型、决策树模型、</w:t>
             </w:r>
-            <w:proofErr w:type="spellStart"/>
             <w:r>
               <w:rPr>
                 <w:rFonts w:hAnsi="宋体" w:hint="eastAsia"/>
@@ -8978,7 +8600,6 @@
               </w:rPr>
               <w:t>Kmeans</w:t>
             </w:r>
-            <w:proofErr w:type="spellEnd"/>
             <w:r>
               <w:rPr>
                 <w:rFonts w:hAnsi="宋体" w:hint="eastAsia"/>
@@ -9171,7 +8792,6 @@
                 <w:szCs w:val="21"/>
               </w:rPr>
             </w:pPr>
-            <w:proofErr w:type="spellStart"/>
             <w:r>
               <w:rPr>
                 <w:rFonts w:hAnsi="宋体"/>
@@ -9186,7 +8806,6 @@
               </w:rPr>
               <w:t>klearn</w:t>
             </w:r>
-            <w:proofErr w:type="spellEnd"/>
             <w:r>
               <w:rPr>
                 <w:rFonts w:hAnsi="宋体" w:hint="eastAsia"/>
@@ -9208,7 +8827,6 @@
                 <w:szCs w:val="21"/>
               </w:rPr>
             </w:pPr>
-            <w:proofErr w:type="spellStart"/>
             <w:r>
               <w:rPr>
                 <w:rFonts w:hAnsi="宋体" w:hint="eastAsia"/>
@@ -9223,7 +8841,6 @@
               </w:rPr>
               <w:t>umpy</w:t>
             </w:r>
-            <w:proofErr w:type="spellEnd"/>
             <w:r>
               <w:rPr>
                 <w:rFonts w:hAnsi="宋体" w:hint="eastAsia"/>
@@ -10299,21 +9916,7 @@
                     <w:rPr>
                       <w:szCs w:val="21"/>
                     </w:rPr>
-                    <w:t>课上玩弄手机、睡觉，</w:t>
-                  </w:r>
-                  <w:proofErr w:type="gramStart"/>
-                  <w:r>
-                    <w:rPr>
-                      <w:szCs w:val="21"/>
-                    </w:rPr>
-                    <w:t>不</w:t>
-                  </w:r>
-                  <w:proofErr w:type="gramEnd"/>
-                  <w:r>
-                    <w:rPr>
-                      <w:szCs w:val="21"/>
-                    </w:rPr>
-                    <w:t>听课、不服从管理</w:t>
+                    <w:t>课上玩弄手机、睡觉，不听课、不服从管理</w:t>
                   </w:r>
                   <w:r>
                     <w:rPr>
@@ -11955,7 +11558,6 @@
               </w:rPr>
               <w:t>常见基础模型（线性模型、贝叶斯模型、决策树模型、</w:t>
             </w:r>
-            <w:proofErr w:type="spellStart"/>
             <w:r>
               <w:rPr>
                 <w:rFonts w:hAnsi="宋体" w:hint="eastAsia"/>
@@ -11964,7 +11566,6 @@
               </w:rPr>
               <w:t>Kmeans</w:t>
             </w:r>
-            <w:proofErr w:type="spellEnd"/>
             <w:r>
               <w:rPr>
                 <w:rFonts w:hAnsi="宋体" w:hint="eastAsia"/>
@@ -12132,7 +11733,6 @@
                 <w:szCs w:val="21"/>
               </w:rPr>
             </w:pPr>
-            <w:proofErr w:type="spellStart"/>
             <w:r>
               <w:rPr>
                 <w:rFonts w:hAnsi="宋体"/>
@@ -12147,7 +11747,6 @@
               </w:rPr>
               <w:t>klearn</w:t>
             </w:r>
-            <w:proofErr w:type="spellEnd"/>
             <w:r>
               <w:rPr>
                 <w:rFonts w:hAnsi="宋体" w:hint="eastAsia"/>
@@ -12169,7 +11768,6 @@
                 <w:szCs w:val="21"/>
               </w:rPr>
             </w:pPr>
-            <w:proofErr w:type="spellStart"/>
             <w:r>
               <w:rPr>
                 <w:rFonts w:hAnsi="宋体" w:hint="eastAsia"/>
@@ -12184,7 +11782,6 @@
               </w:rPr>
               <w:t>umpy</w:t>
             </w:r>
-            <w:proofErr w:type="spellEnd"/>
             <w:r>
               <w:rPr>
                 <w:rFonts w:hAnsi="宋体" w:hint="eastAsia"/>
@@ -13256,21 +12853,7 @@
                     <w:rPr>
                       <w:szCs w:val="21"/>
                     </w:rPr>
-                    <w:t>课上玩弄手机、睡觉，</w:t>
-                  </w:r>
-                  <w:proofErr w:type="gramStart"/>
-                  <w:r>
-                    <w:rPr>
-                      <w:szCs w:val="21"/>
-                    </w:rPr>
-                    <w:t>不</w:t>
-                  </w:r>
-                  <w:proofErr w:type="gramEnd"/>
-                  <w:r>
-                    <w:rPr>
-                      <w:szCs w:val="21"/>
-                    </w:rPr>
-                    <w:t>听课、不服从管理</w:t>
+                    <w:t>课上玩弄手机、睡觉，不听课、不服从管理</w:t>
                   </w:r>
                   <w:r>
                     <w:rPr>
@@ -14940,7 +14523,6 @@
               </w:rPr>
               <w:t>常见基础模型（线性模型、贝叶斯模型、决策树模型、</w:t>
             </w:r>
-            <w:proofErr w:type="spellStart"/>
             <w:r>
               <w:rPr>
                 <w:rFonts w:hAnsi="宋体" w:hint="eastAsia"/>
@@ -14949,7 +14531,6 @@
               </w:rPr>
               <w:t>Kmeans</w:t>
             </w:r>
-            <w:proofErr w:type="spellEnd"/>
             <w:r>
               <w:rPr>
                 <w:rFonts w:hAnsi="宋体" w:hint="eastAsia"/>
@@ -15116,7 +14697,6 @@
                 <w:szCs w:val="21"/>
               </w:rPr>
             </w:pPr>
-            <w:proofErr w:type="spellStart"/>
             <w:r>
               <w:rPr>
                 <w:rFonts w:hAnsi="宋体"/>
@@ -15131,7 +14711,6 @@
               </w:rPr>
               <w:t>klearn</w:t>
             </w:r>
-            <w:proofErr w:type="spellEnd"/>
             <w:r>
               <w:rPr>
                 <w:rFonts w:hAnsi="宋体" w:hint="eastAsia"/>
@@ -15153,7 +14732,6 @@
                 <w:szCs w:val="21"/>
               </w:rPr>
             </w:pPr>
-            <w:proofErr w:type="spellStart"/>
             <w:r>
               <w:rPr>
                 <w:rFonts w:hAnsi="宋体" w:hint="eastAsia"/>
@@ -15168,7 +14746,6 @@
               </w:rPr>
               <w:t>umpy</w:t>
             </w:r>
-            <w:proofErr w:type="spellEnd"/>
             <w:r>
               <w:rPr>
                 <w:rFonts w:hAnsi="宋体" w:hint="eastAsia"/>
@@ -15819,21 +15396,7 @@
                     <w:rPr>
                       <w:szCs w:val="21"/>
                     </w:rPr>
-                    <w:t>课上玩弄手机、睡觉，</w:t>
-                  </w:r>
-                  <w:proofErr w:type="gramStart"/>
-                  <w:r>
-                    <w:rPr>
-                      <w:szCs w:val="21"/>
-                    </w:rPr>
-                    <w:t>不</w:t>
-                  </w:r>
-                  <w:proofErr w:type="gramEnd"/>
-                  <w:r>
-                    <w:rPr>
-                      <w:szCs w:val="21"/>
-                    </w:rPr>
-                    <w:t>听课、不服从管理</w:t>
+                    <w:t>课上玩弄手机、睡觉，不听课、不服从管理</w:t>
                   </w:r>
                   <w:r>
                     <w:rPr>
@@ -16897,7 +16460,7 @@
         <w:spacing w:line="360" w:lineRule="auto"/>
         <w:ind w:leftChars="300" w:left="630"/>
         <w:rPr>
-          <w:rFonts w:hAnsi="宋体" w:hint="eastAsia"/>
+          <w:rFonts w:hAnsi="宋体"/>
           <w:bCs/>
           <w:color w:val="000000"/>
           <w:szCs w:val="21"/>
@@ -16972,7 +16535,7 @@
         <w:spacing w:line="360" w:lineRule="auto"/>
         <w:ind w:leftChars="300" w:left="630"/>
         <w:rPr>
-          <w:rFonts w:hAnsi="宋体" w:hint="eastAsia"/>
+          <w:rFonts w:hAnsi="宋体"/>
           <w:bCs/>
           <w:color w:val="000000"/>
           <w:szCs w:val="21"/>
@@ -16987,7 +16550,6 @@
         </w:rPr>
         <w:t xml:space="preserve">[2] </w:t>
       </w:r>
-      <w:proofErr w:type="gramStart"/>
       <w:r>
         <w:rPr>
           <w:rFonts w:hAnsi="宋体" w:hint="eastAsia"/>
@@ -16997,7 +16559,6 @@
         </w:rPr>
         <w:t>李航</w:t>
       </w:r>
-      <w:proofErr w:type="gramEnd"/>
       <w:r>
         <w:rPr>
           <w:rFonts w:hAnsi="宋体" w:hint="eastAsia"/>
@@ -17062,27 +16623,7 @@
           <w:color w:val="000000"/>
           <w:szCs w:val="21"/>
         </w:rPr>
-        <w:t xml:space="preserve">[3] Trevor Hastie, Robert </w:t>
-      </w:r>
-      <w:proofErr w:type="spellStart"/>
-      <w:r>
-        <w:rPr>
-          <w:rFonts w:hAnsi="宋体"/>
-          <w:bCs/>
-          <w:color w:val="000000"/>
-          <w:szCs w:val="21"/>
-        </w:rPr>
-        <w:t>Tibshirani</w:t>
-      </w:r>
-      <w:proofErr w:type="spellEnd"/>
-      <w:r>
-        <w:rPr>
-          <w:rFonts w:hAnsi="宋体"/>
-          <w:bCs/>
-          <w:color w:val="000000"/>
-          <w:szCs w:val="21"/>
-        </w:rPr>
-        <w:t>, Jerome H. Friedman. The Elements of Statistical Learning: Data Mining, Inference, and Prediction, 2nd Edition. Springer Series in Statistics, Springer 2009, ISBN 9780387848570, pp. I-XXII, 1-745.</w:t>
+        <w:t>[3] Trevor Hastie, Robert Tibshirani, Jerome H. Friedman. The Elements of Statistical Learning: Data Mining, Inference, and Prediction, 2nd Edition. Springer Series in Statistics, Springer 2009, ISBN 9780387848570, pp. I-XXII, 1-745.</w:t>
       </w:r>
     </w:p>
     <w:p>
@@ -17090,7 +16631,7 @@
         <w:spacing w:line="360" w:lineRule="auto"/>
         <w:ind w:leftChars="300" w:left="630"/>
         <w:rPr>
-          <w:rFonts w:hAnsi="宋体" w:hint="eastAsia"/>
+          <w:rFonts w:hAnsi="宋体"/>
           <w:bCs/>
           <w:color w:val="000000"/>
           <w:szCs w:val="21"/>
@@ -17114,25 +16655,14 @@
         </w:rPr>
         <w:t>ü</w:t>
       </w:r>
-      <w:proofErr w:type="spellStart"/>
-      <w:r>
-        <w:rPr>
-          <w:rFonts w:hAnsi="宋体" w:hint="eastAsia"/>
-          <w:bCs/>
-          <w:color w:val="000000"/>
-          <w:szCs w:val="21"/>
-        </w:rPr>
-        <w:t>ller</w:t>
-      </w:r>
-      <w:proofErr w:type="spellEnd"/>
-      <w:r>
-        <w:rPr>
-          <w:rFonts w:hAnsi="宋体" w:hint="eastAsia"/>
-          <w:bCs/>
-          <w:color w:val="000000"/>
-          <w:szCs w:val="21"/>
-        </w:rPr>
-        <w:t xml:space="preserve"> and Sarah Guido. Python</w:t>
+      <w:r>
+        <w:rPr>
+          <w:rFonts w:hAnsi="宋体" w:hint="eastAsia"/>
+          <w:bCs/>
+          <w:color w:val="000000"/>
+          <w:szCs w:val="21"/>
+        </w:rPr>
+        <w:t>ller and Sarah Guido. Python</w:t>
       </w:r>
       <w:r>
         <w:rPr>
@@ -17194,7 +16724,7 @@
         <w:spacing w:line="360" w:lineRule="auto"/>
         <w:ind w:leftChars="300" w:left="630"/>
         <w:rPr>
-          <w:rFonts w:hAnsi="宋体" w:hint="eastAsia"/>
+          <w:rFonts w:hAnsi="宋体"/>
           <w:bCs/>
           <w:color w:val="000000"/>
           <w:szCs w:val="21"/>
@@ -17261,19 +16791,8 @@
           <w:color w:val="000000"/>
           <w:szCs w:val="21"/>
         </w:rPr>
-        <w:t xml:space="preserve">Vahid </w:t>
-      </w:r>
-      <w:proofErr w:type="spellStart"/>
-      <w:r>
-        <w:rPr>
-          <w:rFonts w:hAnsi="宋体" w:hint="eastAsia"/>
-          <w:bCs/>
-          <w:color w:val="000000"/>
-          <w:szCs w:val="21"/>
-        </w:rPr>
-        <w:t>Mirjalili</w:t>
-      </w:r>
-      <w:proofErr w:type="spellEnd"/>
+        <w:t>Vahid Mirjalili</w:t>
+      </w:r>
       <w:r>
         <w:rPr>
           <w:rFonts w:hAnsi="宋体" w:hint="eastAsia"/>
@@ -17352,7 +16871,7 @@
         <w:spacing w:line="360" w:lineRule="auto"/>
         <w:ind w:leftChars="300" w:left="630"/>
         <w:rPr>
-          <w:rFonts w:hAnsi="宋体" w:hint="eastAsia"/>
+          <w:rFonts w:hAnsi="宋体"/>
           <w:bCs/>
           <w:color w:val="000000"/>
           <w:szCs w:val="21"/>
@@ -17365,19 +16884,8 @@
           <w:color w:val="000000"/>
           <w:szCs w:val="21"/>
         </w:rPr>
-        <w:t xml:space="preserve">[6] Ian Goodfellow, Yoshua </w:t>
-      </w:r>
-      <w:proofErr w:type="spellStart"/>
-      <w:r>
-        <w:rPr>
-          <w:rFonts w:hAnsi="宋体" w:hint="eastAsia"/>
-          <w:bCs/>
-          <w:color w:val="000000"/>
-          <w:szCs w:val="21"/>
-        </w:rPr>
-        <w:t>Bengio</w:t>
-      </w:r>
-      <w:proofErr w:type="spellEnd"/>
+        <w:t>[6] Ian Goodfellow, Yoshua Bengio</w:t>
+      </w:r>
       <w:r>
         <w:rPr>
           <w:rFonts w:hAnsi="宋体" w:hint="eastAsia"/>
@@ -17438,7 +16946,7 @@
         <w:spacing w:line="360" w:lineRule="auto"/>
         <w:ind w:leftChars="300" w:left="630"/>
         <w:rPr>
-          <w:rFonts w:hAnsi="宋体" w:hint="eastAsia"/>
+          <w:rFonts w:hAnsi="宋体"/>
           <w:bCs/>
           <w:color w:val="000000"/>
           <w:szCs w:val="21"/>
@@ -17713,37 +17221,12 @@
         </w:rPr>
         <w:t xml:space="preserve">[1] </w:t>
       </w:r>
-      <w:proofErr w:type="gramStart"/>
-      <w:r>
-        <w:rPr>
-          <w:rFonts w:hint="eastAsia"/>
-          <w:szCs w:val="21"/>
-        </w:rPr>
-        <w:t>哔</w:t>
-      </w:r>
-      <w:proofErr w:type="gramEnd"/>
-      <w:r>
-        <w:rPr>
-          <w:rFonts w:hint="eastAsia"/>
-          <w:szCs w:val="21"/>
-        </w:rPr>
-        <w:t>哩</w:t>
-      </w:r>
-      <w:proofErr w:type="gramStart"/>
-      <w:r>
-        <w:rPr>
-          <w:rFonts w:hint="eastAsia"/>
-          <w:szCs w:val="21"/>
-        </w:rPr>
-        <w:t>哔</w:t>
-      </w:r>
-      <w:proofErr w:type="gramEnd"/>
-      <w:r>
-        <w:rPr>
-          <w:rFonts w:hint="eastAsia"/>
-          <w:szCs w:val="21"/>
-        </w:rPr>
-        <w:t>哩视频</w:t>
+      <w:r>
+        <w:rPr>
+          <w:rFonts w:hint="eastAsia"/>
+          <w:szCs w:val="21"/>
+        </w:rPr>
+        <w:t>哔哩哔哩视频</w:t>
       </w:r>
       <w:r>
         <w:rPr>
@@ -18751,7 +18234,6 @@
               </w:rPr>
               <w:t>学习掌握线性模型、决策树模型、贝叶斯模型中朴素贝叶斯、</w:t>
             </w:r>
-            <w:proofErr w:type="spellStart"/>
             <w:r>
               <w:rPr>
                 <w:rFonts w:hint="eastAsia"/>
@@ -18761,7 +18243,6 @@
               </w:rPr>
               <w:t>Kmeans</w:t>
             </w:r>
-            <w:proofErr w:type="spellEnd"/>
             <w:r>
               <w:rPr>
                 <w:rFonts w:hint="eastAsia"/>
@@ -20820,6 +20301,10 @@
 </file>
 
 <file path=customXml/item1.xml><?xml version="1.0" encoding="utf-8"?>
+<b:Sources xmlns:b="http://schemas.openxmlformats.org/officeDocument/2006/bibliography" xmlns="http://schemas.openxmlformats.org/officeDocument/2006/bibliography" SelectedStyle="\IEEE2006OfficeOnline.xsl" StyleName="IEEE" Version="2006"/>
+</file>
+
+<file path=customXml/item2.xml><?xml version="1.0" encoding="utf-8"?>
 <s:customData xmlns="http://www.wps.cn/officeDocument/2013/wpsCustomData" xmlns:s="http://www.wps.cn/officeDocument/2013/wpsCustomData">
   <customSectProps>
     <customSectPr/>
@@ -20832,22 +20317,18 @@
 </s:customData>
 </file>
 
-<file path=customXml/item2.xml><?xml version="1.0" encoding="utf-8"?>
-<b:Sources xmlns:b="http://schemas.openxmlformats.org/officeDocument/2006/bibliography" xmlns="http://schemas.openxmlformats.org/officeDocument/2006/bibliography" SelectedStyle="\IEEE2006OfficeOnline.xsl" StyleName="IEEE" Version="2006"/>
+<file path=customXml/itemProps1.xml><?xml version="1.0" encoding="utf-8"?>
+<ds:datastoreItem xmlns:ds="http://schemas.openxmlformats.org/officeDocument/2006/customXml" ds:itemID="{407F7B31-FFB3-4F8A-A71C-543D676E8690}">
+  <ds:schemaRefs>
+    <ds:schemaRef ds:uri="http://schemas.openxmlformats.org/officeDocument/2006/bibliography"/>
+  </ds:schemaRefs>
+</ds:datastoreItem>
 </file>
 
-<file path=customXml/itemProps1.xml><?xml version="1.0" encoding="utf-8"?>
+<file path=customXml/itemProps2.xml><?xml version="1.0" encoding="utf-8"?>
 <ds:datastoreItem xmlns:ds="http://schemas.openxmlformats.org/officeDocument/2006/customXml" ds:itemID="{B1977F7D-205B-4081-913C-38D41E755F92}">
   <ds:schemaRefs>
     <ds:schemaRef ds:uri="http://www.wps.cn/officeDocument/2013/wpsCustomData"/>
   </ds:schemaRefs>
 </ds:datastoreItem>
-</file>
-
-<file path=customXml/itemProps2.xml><?xml version="1.0" encoding="utf-8"?>
-<ds:datastoreItem xmlns:ds="http://schemas.openxmlformats.org/officeDocument/2006/customXml" ds:itemID="{407F7B31-FFB3-4F8A-A71C-543D676E8690}">
-  <ds:schemaRefs>
-    <ds:schemaRef ds:uri="http://schemas.openxmlformats.org/officeDocument/2006/bibliography"/>
-  </ds:schemaRefs>
-</ds:datastoreItem>
 </file>